--- a/Structures/AAE451_DBF_D2_D3_Assumptions.docx
+++ b/Structures/AAE451_DBF_D2_D3_Assumptions.docx
@@ -12,7 +12,7 @@
     </w:p>
     <w:p>
       <w:r>
-        <w:t>This document lists the engineering assumptions currently embedded in the Deliverable 2 (V-n Diagram), Deliverable 3 (Wing, Tail, and Fuselage Loads), and Deliverable 4 (Take-off Rotation) MATLAB analysis scripts. Each item states the current placeholder value, where it is used, and what is needed to replace it with a verified number. Source files: VnDiagram.m, WingLoads.m, TailLoads.m, FuselageLoads.m, TakeOffRotation.m.</w:t>
+        <w:t>This document lists the engineering assumptions currently embedded in the Deliverable 2 (V-n Diagram), Deliverable 3 (Wing, Tail, and Fuselage Loads), and Deliverable 4 (Take-off and Landing-Gear Placement) MATLAB analysis scripts. Each item states the current placeholder value, where it is used, and what is needed to replace it with a verified number. Source files: VnDiagram.m, WingLoads.m, TailLoads.m, FuselageLoads.m, TakeOffRotation.m.</w:t>
       </w:r>
     </w:p>
     <w:p/>
@@ -177,7 +177,7 @@
         <w:t>10. Tail efficiency, eta_h = eta_v = 1.0</w:t>
       </w:r>
       <w:r>
-        <w:t xml:space="preserve"> -- Assumes full freestream dynamic pressure at both tails, with no wake or prop-wash correction ('not modelled elsewhere' per the code comment). A real number would come from wake-survey estimates or a rule-of-thumb reduction.</w:t>
+        <w:t xml:space="preserve"> -- Assumes full freestream dynamic pressure at both tails, with no wake or prop-wash correction. A real number would come from wake-survey estimates or a rule-of-thumb reduction. This is a reasonable approximation at the tail's own governing condition (V_D, where thrust is small relative to speed), but is least defensible at low-speed/high-power conditions such as the take-off roll -- see item 20.</w:t>
       </w:r>
     </w:p>
     <w:p>
@@ -255,7 +255,7 @@
         <w:t>15. Mass-station table is placeholder except payload and servos</w:t>
       </w:r>
       <w:r>
-        <w:t xml:space="preserve"> -- Every load in Deliverable 3 (wing, tail, and fuselage) and Deliverable 4 (take-off rotation) now derives from this table's masses and station locations, and the console output prints a placeholder warning every run. As real component masses and positions are finalized (motor, battery, avionics, structure, gear), this table needs to be updated row by row and the whole Deliverable 3/4 suite re-run.</w:t>
+        <w:t xml:space="preserve"> -- Every load in Deliverable 3 (wing, tail, and fuselage) and Deliverable 4 (take-off and gear placement) now derives from this table's masses and station locations, and the console output prints a placeholder warning every run. As real component masses and positions are finalized (motor, battery, avionics, structure, gear), this table needs to be updated row by row and the whole Deliverable 3/4 suite re-run.</w:t>
       </w:r>
     </w:p>
     <w:p>
@@ -269,7 +269,7 @@
         <w:t>16. Hard-landing sink rate (0.5 m/s) and gear stiffness (5000 N/m)</w:t>
       </w:r>
       <w:r>
-        <w:t xml:space="preserve"> -- Both are flagged assumptions, used in the energy-method landing load factor (currently about n_L = 1.79 g). These need real numbers once the landing gear strut material and geometry are chosen, either from a stiffness test or a beam-deflection calculation.</w:t>
+        <w:t xml:space="preserve"> -- Both are flagged assumptions, used in the energy-method landing load factor. These need real numbers once the landing gear strut material and geometry are chosen, either from a stiffness test or a beam-deflection calculation.</w:t>
       </w:r>
     </w:p>
     <w:p>
@@ -291,49 +291,49 @@
         <w:pStyle w:val="Heading1"/>
       </w:pPr>
       <w:r>
-        <w:t>Deliverable 4 -- Take-off Rotation</w:t>
-      </w:r>
-    </w:p>
-    <w:p>
-      <w:pPr>
-        <w:pStyle w:val="ListParagraph"/>
-      </w:pPr>
-      <w:r>
-        <w:rPr>
-          <w:b/>
-        </w:rPr>
-        <w:t>18. Component height data (mass-table Height_m column)</w:t>
-      </w:r>
-      <w:r>
-        <w:t xml:space="preserve"> -- Every z-value in the new Height_m column -- high-wing placement, tail mounting height, gear strut lengths, thrust-line height, fuselage centerline -- was estimated for this deliverable, not measured. These need verification against the real structural layout once it is finalized, the same way the mass and station columns already do.</w:t>
-      </w:r>
-    </w:p>
-    <w:p>
-      <w:pPr>
-        <w:pStyle w:val="ListParagraph"/>
-      </w:pPr>
-      <w:r>
-        <w:rPr>
-          <w:b/>
-        </w:rPr>
-        <w:t>19. Ground clearance approximated as the main-gear leg length</w:t>
-      </w:r>
-      <w:r>
-        <w:t xml:space="preserve"> -- Used to convert the mass table's fuselage-relative heights into heights above the ground for the CG and thrust-line terms in the rotation moment balance. This ignores wheel radius, a small simplification worth revisiting once the wheels are selected.</w:t>
-      </w:r>
-    </w:p>
-    <w:p>
-      <w:pPr>
-        <w:pStyle w:val="ListParagraph"/>
-      </w:pPr>
-      <w:r>
-        <w:rPr>
-          <w:b/>
-        </w:rPr>
-        <w:t>20. Rotation-case tail download model</w:t>
-      </w:r>
-      <w:r>
-        <w:t xml:space="preserve"> -- Assumes the tail's nose-up moment during the ground roll comes only from the elevator's own incremental download, ignoring any baseline lift from the fuselage's ground attitude or propwash/downwash effects. A more detailed model would need the aircraft's as-rigged ground angle of attack.</w:t>
+        <w:t>Deliverable 4 -- Take-off, Tail-Dragger Configuration</w:t>
+      </w:r>
+    </w:p>
+    <w:p>
+      <w:pPr>
+        <w:pStyle w:val="ListParagraph"/>
+      </w:pPr>
+      <w:r>
+        <w:rPr>
+          <w:b/>
+        </w:rPr>
+        <w:t>18. Component height data (mass-table Z_m column)</w:t>
+      </w:r>
+      <w:r>
+        <w:t xml:space="preserve"> -- Every z-value in the Z_m column -- high-wing placement, tail mounting height, gear strut lengths, thrust-line height, fuselage centerline -- was estimated for this deliverable, not measured. These need verification against the real structural layout once it is finalized, the same way the mass and station columns already do.</w:t>
+      </w:r>
+    </w:p>
+    <w:p>
+      <w:pPr>
+        <w:pStyle w:val="ListParagraph"/>
+      </w:pPr>
+      <w:r>
+        <w:rPr>
+          <w:b/>
+        </w:rPr>
+        <w:t>19. Ground clearance approximated as leg length plus wheel radius</w:t>
+      </w:r>
+      <w:r>
+        <w:t xml:space="preserve"> -- Both terms are real parameters (main_gear_len/tail_gear_len and main_wheel_dia/tail_wheel_dia already exist in Sheet1), combined to get the true distance from the fuselage underside to the ground for the CG and thrust-line terms.</w:t>
+      </w:r>
+    </w:p>
+    <w:p>
+      <w:pPr>
+        <w:pStyle w:val="ListParagraph"/>
+      </w:pPr>
+      <w:r>
+        <w:rPr>
+          <w:b/>
+        </w:rPr>
+        <w:t>20. Tail-lift force model</w:t>
+      </w:r>
+      <w:r>
+        <w:t xml:space="preserve"> -- Assumes the tail's up-lifting moment during the ground roll comes only from the elevator's own incremental force (full down elevator), ignoring any baseline lift from the fuselage's three-point attitude or propwash/downwash effects. A more detailed model would need the aircraft's as-rigged three-point angle of attack.</w:t>
       </w:r>
     </w:p>
     <w:p>
@@ -361,7 +361,127 @@
         <w:t>22. No ground-effect aerodynamics modelled</w:t>
       </w:r>
       <w:r>
-        <w:t xml:space="preserve"> -- Lift and drag changes from flying close to the runway surface, which can matter at these heights, are not included, and could shift the true rotation speed in either direction.</w:t>
+        <w:t xml:space="preserve"> -- Lift and drag changes from flying close to the runway surface, which can matter at these heights, are not included, and could shift the true tail-lift speed in either direction.</w:t>
+      </w:r>
+    </w:p>
+    <w:p>
+      <w:pPr>
+        <w:pStyle w:val="Heading1"/>
+      </w:pPr>
+      <w:r>
+        <w:t>Deliverable 4 -- Landing-Gear Placement Criteria</w:t>
+      </w:r>
+    </w:p>
+    <w:p>
+      <w:pPr>
+        <w:pStyle w:val="ListParagraph"/>
+      </w:pPr>
+      <w:r>
+        <w:rPr>
+          <w:b/>
+        </w:rPr>
+        <w:t>23. Main-gear and tail-wheel longitudinal placement</w:t>
+      </w:r>
+      <w:r>
+        <w:t xml:space="preserve"> -- x_m = 0.352 m and x_tailwheel = 1.10 m were chosen to land in the middle of the tip-forward angle range and to clear the existing tail structure, respectively -- not from a team-reviewed or optimized placement search. The lecture's own example searches all three gear stations together before recommending a final placement; this project hasn't done that search yet.</w:t>
+      </w:r>
+    </w:p>
+    <w:p>
+      <w:pPr>
+        <w:pStyle w:val="ListParagraph"/>
+      </w:pPr>
+      <w:r>
+        <w:rPr>
+          <w:b/>
+        </w:rPr>
+        <w:t>24. Gear track width, 0.30 m</w:t>
+      </w:r>
+      <w:r>
+        <w:t xml:space="preserve"> -- A brand-new assumption: the project's landing-gear treatment was purely longitudinal (station only, no lateral geometry) before this, so there was nothing to reuse. Needed specifically for the overturn-angle check, and currently set to roughly 20% of the wingspan as a placeholder.</w:t>
+      </w:r>
+    </w:p>
+    <w:p>
+      <w:pPr>
+        <w:pStyle w:val="ListParagraph"/>
+      </w:pPr>
+      <w:r>
+        <w:rPr>
+          <w:b/>
+        </w:rPr>
+        <w:t>25. Wing incidence angle, 0 degrees</w:t>
+      </w:r>
+      <w:r>
+        <w:t xml:space="preserve"> -- Assumed equal to the body/fuselage datum, used in the three-point-attitude stall check. This matches the lecture's own worked example, which makes the identical assumption for the identical reason: the true rigging angle isn't otherwise specified yet.</w:t>
+      </w:r>
+    </w:p>
+    <w:p>
+      <w:pPr>
+        <w:pStyle w:val="ListParagraph"/>
+      </w:pPr>
+      <w:r>
+        <w:rPr>
+          <w:b/>
+        </w:rPr>
+        <w:t>26. Stall angle estimate</w:t>
+      </w:r>
+      <w:r>
+        <w:t xml:space="preserve"> -- A first-order linear-lift approximation (alpha_stall = alpha_0L + CL_max/CL_alpha), the same simplified method the lecture's own example uses 'for the three-point check only' -- not a true nonlinear stall model.</w:t>
+      </w:r>
+    </w:p>
+    <w:p>
+      <w:pPr>
+        <w:pStyle w:val="ListParagraph"/>
+      </w:pPr>
+      <w:r>
+        <w:rPr>
+          <w:b/>
+        </w:rPr>
+        <w:t>27. Main-gear and tail-wheel leg lengths (0.155 m, 0.09 m) and wheel diameters (0.05 m each)</w:t>
+      </w:r>
+      <w:r>
+        <w:t xml:space="preserve"> -- Reused from parameters originally set for the earlier tricycle configuration's ground-clearance role. They have not been independently re-validated against real tail-dragger hardware, and the main-gear leg length in particular is now a more load-bearing assumption than before, since it directly sets propeller clearance (item 28).</w:t>
+      </w:r>
+    </w:p>
+    <w:p>
+      <w:pPr>
+        <w:pStyle w:val="ListParagraph"/>
+      </w:pPr>
+      <w:r>
+        <w:rPr>
+          <w:b/>
+        </w:rPr>
+        <w:t>28. Propeller clearance computed only in the level (tail-up) attitude</w:t>
+      </w:r>
+      <w:r>
+        <w:t xml:space="preserve"> -- Does not model tyre compression, ground effect, or the transient motion between the three-point and level attitudes -- just the idealized static clearance in the critical (tail-up) case.</w:t>
+      </w:r>
+    </w:p>
+    <w:p>
+      <w:pPr>
+        <w:pStyle w:val="ListParagraph"/>
+      </w:pPr>
+      <w:r>
+        <w:rPr>
+          <w:b/>
+        </w:rPr>
+        <w:t>29. 25 mm propeller-clearance reference</w:t>
+      </w:r>
+      <w:r>
+        <w:t xml:space="preserve"> -- Borrowed directly from the lecture's own example aircraft, not a stated AAE 451 or team requirement -- worth confirming or replacing with the team's own minimum once the propeller and gear are finalized.</w:t>
+      </w:r>
+    </w:p>
+    <w:p>
+      <w:pPr>
+        <w:pStyle w:val="ListParagraph"/>
+      </w:pPr>
+      <w:r>
+        <w:rPr>
+          <w:b/>
+        </w:rPr>
+        <w:t>30. Hard-landing touchdown assumption</w:t>
+      </w:r>
+      <w:r>
+        <w:t xml:space="preserve"> -- The fuselage beam's hard-landing case assumes the tail wheel touches down together with the main gear (three-point touchdown), splitting the impact reaction between them by the same lever rule used for the tricycle nose/main case -- confirmed with the professor that the free-free beam must close (return shear and moment to zero) at the tail, which needs two reaction points. A real tail-dragger's hardest landing is often a two-point wheel landing instead (mains only, tail still airborne); confirm with the team whether three-point or two-point touchdown is the more realistic case to design the main-gear strut against, since lecture 08B's 'a tail-dragger lands on the mains' simplification (used for strut sizing) implies the two-point case.</w:t>
       </w:r>
     </w:p>
     <w:p>
@@ -787,7 +907,7 @@
     <w:link w:val="Heading1Char"/>
     <w:uiPriority w:val="9"/>
     <w:qFormat/>
-    <w:rsid w:val="00D8426A"/>
+    <w:rsid w:val="00264954"/>
     <w:pPr>
       <w:keepNext/>
       <w:keepLines/>
@@ -810,7 +930,7 @@
     <w:semiHidden/>
     <w:unhideWhenUsed/>
     <w:qFormat/>
-    <w:rsid w:val="00D8426A"/>
+    <w:rsid w:val="00264954"/>
     <w:pPr>
       <w:keepNext/>
       <w:keepLines/>
@@ -833,7 +953,7 @@
     <w:semiHidden/>
     <w:unhideWhenUsed/>
     <w:qFormat/>
-    <w:rsid w:val="00D8426A"/>
+    <w:rsid w:val="00264954"/>
     <w:pPr>
       <w:keepNext/>
       <w:keepLines/>
@@ -856,7 +976,7 @@
     <w:semiHidden/>
     <w:unhideWhenUsed/>
     <w:qFormat/>
-    <w:rsid w:val="00D8426A"/>
+    <w:rsid w:val="00264954"/>
     <w:pPr>
       <w:keepNext/>
       <w:keepLines/>
@@ -879,7 +999,7 @@
     <w:semiHidden/>
     <w:unhideWhenUsed/>
     <w:qFormat/>
-    <w:rsid w:val="00D8426A"/>
+    <w:rsid w:val="00264954"/>
     <w:pPr>
       <w:keepNext/>
       <w:keepLines/>
@@ -900,7 +1020,7 @@
     <w:semiHidden/>
     <w:unhideWhenUsed/>
     <w:qFormat/>
-    <w:rsid w:val="00D8426A"/>
+    <w:rsid w:val="00264954"/>
     <w:pPr>
       <w:keepNext/>
       <w:keepLines/>
@@ -923,7 +1043,7 @@
     <w:semiHidden/>
     <w:unhideWhenUsed/>
     <w:qFormat/>
-    <w:rsid w:val="00D8426A"/>
+    <w:rsid w:val="00264954"/>
     <w:pPr>
       <w:keepNext/>
       <w:keepLines/>
@@ -944,7 +1064,7 @@
     <w:semiHidden/>
     <w:unhideWhenUsed/>
     <w:qFormat/>
-    <w:rsid w:val="00D8426A"/>
+    <w:rsid w:val="00264954"/>
     <w:pPr>
       <w:keepNext/>
       <w:keepLines/>
@@ -967,7 +1087,7 @@
     <w:semiHidden/>
     <w:unhideWhenUsed/>
     <w:qFormat/>
-    <w:rsid w:val="00D8426A"/>
+    <w:rsid w:val="00264954"/>
     <w:pPr>
       <w:keepNext/>
       <w:keepLines/>
@@ -1011,7 +1131,7 @@
     <w:basedOn w:val="DefaultParagraphFont"/>
     <w:link w:val="Heading1"/>
     <w:uiPriority w:val="9"/>
-    <w:rsid w:val="00D8426A"/>
+    <w:rsid w:val="00264954"/>
     <w:rPr>
       <w:rFonts w:asciiTheme="majorHAnsi" w:eastAsiaTheme="majorEastAsia" w:hAnsiTheme="majorHAnsi" w:cstheme="majorBidi"/>
       <w:color w:val="0F4761" w:themeColor="accent1" w:themeShade="BF"/>
@@ -1025,7 +1145,7 @@
     <w:link w:val="Heading2"/>
     <w:uiPriority w:val="9"/>
     <w:semiHidden/>
-    <w:rsid w:val="00D8426A"/>
+    <w:rsid w:val="00264954"/>
     <w:rPr>
       <w:rFonts w:asciiTheme="majorHAnsi" w:eastAsiaTheme="majorEastAsia" w:hAnsiTheme="majorHAnsi" w:cstheme="majorBidi"/>
       <w:color w:val="0F4761" w:themeColor="accent1" w:themeShade="BF"/>
@@ -1039,7 +1159,7 @@
     <w:link w:val="Heading3"/>
     <w:uiPriority w:val="9"/>
     <w:semiHidden/>
-    <w:rsid w:val="00D8426A"/>
+    <w:rsid w:val="00264954"/>
     <w:rPr>
       <w:rFonts w:eastAsiaTheme="majorEastAsia" w:cstheme="majorBidi"/>
       <w:color w:val="0F4761" w:themeColor="accent1" w:themeShade="BF"/>
@@ -1053,7 +1173,7 @@
     <w:link w:val="Heading4"/>
     <w:uiPriority w:val="9"/>
     <w:semiHidden/>
-    <w:rsid w:val="00D8426A"/>
+    <w:rsid w:val="00264954"/>
     <w:rPr>
       <w:rFonts w:eastAsiaTheme="majorEastAsia" w:cstheme="majorBidi"/>
       <w:i/>
@@ -1067,7 +1187,7 @@
     <w:link w:val="Heading5"/>
     <w:uiPriority w:val="9"/>
     <w:semiHidden/>
-    <w:rsid w:val="00D8426A"/>
+    <w:rsid w:val="00264954"/>
     <w:rPr>
       <w:rFonts w:eastAsiaTheme="majorEastAsia" w:cstheme="majorBidi"/>
       <w:color w:val="0F4761" w:themeColor="accent1" w:themeShade="BF"/>
@@ -1079,7 +1199,7 @@
     <w:link w:val="Heading6"/>
     <w:uiPriority w:val="9"/>
     <w:semiHidden/>
-    <w:rsid w:val="00D8426A"/>
+    <w:rsid w:val="00264954"/>
     <w:rPr>
       <w:rFonts w:eastAsiaTheme="majorEastAsia" w:cstheme="majorBidi"/>
       <w:i/>
@@ -1093,7 +1213,7 @@
     <w:link w:val="Heading7"/>
     <w:uiPriority w:val="9"/>
     <w:semiHidden/>
-    <w:rsid w:val="00D8426A"/>
+    <w:rsid w:val="00264954"/>
     <w:rPr>
       <w:rFonts w:eastAsiaTheme="majorEastAsia" w:cstheme="majorBidi"/>
       <w:color w:val="595959" w:themeColor="text1" w:themeTint="A6"/>
@@ -1105,7 +1225,7 @@
     <w:link w:val="Heading8"/>
     <w:uiPriority w:val="9"/>
     <w:semiHidden/>
-    <w:rsid w:val="00D8426A"/>
+    <w:rsid w:val="00264954"/>
     <w:rPr>
       <w:rFonts w:eastAsiaTheme="majorEastAsia" w:cstheme="majorBidi"/>
       <w:i/>
@@ -1119,7 +1239,7 @@
     <w:link w:val="Heading9"/>
     <w:uiPriority w:val="9"/>
     <w:semiHidden/>
-    <w:rsid w:val="00D8426A"/>
+    <w:rsid w:val="00264954"/>
     <w:rPr>
       <w:rFonts w:eastAsiaTheme="majorEastAsia" w:cstheme="majorBidi"/>
       <w:color w:val="272727" w:themeColor="text1" w:themeTint="D8"/>
@@ -1132,7 +1252,7 @@
     <w:link w:val="TitleChar"/>
     <w:uiPriority w:val="10"/>
     <w:qFormat/>
-    <w:rsid w:val="00D8426A"/>
+    <w:rsid w:val="00264954"/>
     <w:pPr>
       <w:spacing w:after="80" w:line="240" w:lineRule="auto"/>
       <w:contextualSpacing/>
@@ -1150,7 +1270,7 @@
     <w:basedOn w:val="DefaultParagraphFont"/>
     <w:link w:val="Title"/>
     <w:uiPriority w:val="10"/>
-    <w:rsid w:val="00D8426A"/>
+    <w:rsid w:val="00264954"/>
     <w:rPr>
       <w:rFonts w:asciiTheme="majorHAnsi" w:eastAsiaTheme="majorEastAsia" w:hAnsiTheme="majorHAnsi" w:cstheme="majorBidi"/>
       <w:spacing w:val="-10"/>
@@ -1166,7 +1286,7 @@
     <w:link w:val="SubtitleChar"/>
     <w:uiPriority w:val="11"/>
     <w:qFormat/>
-    <w:rsid w:val="00D8426A"/>
+    <w:rsid w:val="00264954"/>
     <w:pPr>
       <w:numPr>
         <w:ilvl w:val="1"/>
@@ -1185,7 +1305,7 @@
     <w:basedOn w:val="DefaultParagraphFont"/>
     <w:link w:val="Subtitle"/>
     <w:uiPriority w:val="11"/>
-    <w:rsid w:val="00D8426A"/>
+    <w:rsid w:val="00264954"/>
     <w:rPr>
       <w:rFonts w:eastAsiaTheme="majorEastAsia" w:cstheme="majorBidi"/>
       <w:color w:val="595959" w:themeColor="text1" w:themeTint="A6"/>
@@ -1201,7 +1321,7 @@
     <w:link w:val="QuoteChar"/>
     <w:uiPriority w:val="29"/>
     <w:qFormat/>
-    <w:rsid w:val="00D8426A"/>
+    <w:rsid w:val="00264954"/>
     <w:pPr>
       <w:spacing w:before="160"/>
       <w:jc w:val="center"/>
@@ -1217,7 +1337,7 @@
     <w:basedOn w:val="DefaultParagraphFont"/>
     <w:link w:val="Quote"/>
     <w:uiPriority w:val="29"/>
-    <w:rsid w:val="00D8426A"/>
+    <w:rsid w:val="00264954"/>
     <w:rPr>
       <w:i/>
       <w:iCs/>
@@ -1229,7 +1349,7 @@
     <w:basedOn w:val="Normal"/>
     <w:uiPriority w:val="34"/>
     <w:qFormat/>
-    <w:rsid w:val="00D8426A"/>
+    <w:rsid w:val="00264954"/>
     <w:pPr>
       <w:ind w:left="720"/>
       <w:contextualSpacing/>
@@ -1240,7 +1360,7 @@
     <w:basedOn w:val="DefaultParagraphFont"/>
     <w:uiPriority w:val="21"/>
     <w:qFormat/>
-    <w:rsid w:val="00D8426A"/>
+    <w:rsid w:val="00264954"/>
     <w:rPr>
       <w:i/>
       <w:iCs/>
@@ -1254,7 +1374,7 @@
     <w:link w:val="IntenseQuoteChar"/>
     <w:uiPriority w:val="30"/>
     <w:qFormat/>
-    <w:rsid w:val="00D8426A"/>
+    <w:rsid w:val="00264954"/>
     <w:pPr>
       <w:pBdr>
         <w:top w:val="single" w:sz="4" w:space="10" w:color="0F4761" w:themeColor="accent1" w:themeShade="BF"/>
@@ -1275,7 +1395,7 @@
     <w:basedOn w:val="DefaultParagraphFont"/>
     <w:link w:val="IntenseQuote"/>
     <w:uiPriority w:val="30"/>
-    <w:rsid w:val="00D8426A"/>
+    <w:rsid w:val="00264954"/>
     <w:rPr>
       <w:i/>
       <w:iCs/>
@@ -1287,7 +1407,7 @@
     <w:basedOn w:val="DefaultParagraphFont"/>
     <w:uiPriority w:val="32"/>
     <w:qFormat/>
-    <w:rsid w:val="00D8426A"/>
+    <w:rsid w:val="00264954"/>
     <w:rPr>
       <w:b/>
       <w:bCs/>

--- a/Structures/AAE451_DBF_D2_D3_Assumptions.docx
+++ b/Structures/AAE451_DBF_D2_D3_Assumptions.docx
@@ -99,6 +99,7 @@
         <w:pStyle w:val="Heading1"/>
       </w:pPr>
       <w:r>
+        <w:lastRenderedPageBreak/>
         <w:t>Deliverable 3 -- Wing Loads</w:t>
       </w:r>
     </w:p>
@@ -230,6 +231,7 @@
         <w:rPr>
           <w:b/>
         </w:rPr>
+        <w:lastRenderedPageBreak/>
         <w:t>14. Elevator and rudder deflection limits</w:t>
       </w:r>
       <w:r>
@@ -266,7 +268,19 @@
         <w:rPr>
           <w:b/>
         </w:rPr>
-        <w:t>16. Hard-landing sink rate (0.5 m/s) and gear stiffness (5000 N/m)</w:t>
+        <w:t xml:space="preserve">16. </w:t>
+      </w:r>
+      <w:r>
+        <w:rPr>
+          <w:b/>
+        </w:rPr>
+        <w:t>Gear</w:t>
+      </w:r>
+      <w:r>
+        <w:rPr>
+          <w:b/>
+        </w:rPr>
+        <w:t xml:space="preserve"> stiffness (5000 N/m)</w:t>
       </w:r>
       <w:r>
         <w:t xml:space="preserve"> -- Both are flagged assumptions, used in the energy-method landing load factor. These need real numbers once the landing gear strut material and geometry are chosen, either from a stiffness test or a beam-deflection calculation.</w:t>
@@ -344,6 +358,7 @@
         <w:rPr>
           <w:b/>
         </w:rPr>
+        <w:lastRenderedPageBreak/>
         <w:t>21. Ground-roll acceleration and thrust treated as constants</w:t>
       </w:r>
       <w:r>
@@ -399,95 +414,6 @@
       <w:r>
         <w:t xml:space="preserve"> -- A brand-new assumption: the project's landing-gear treatment was purely longitudinal (station only, no lateral geometry) before this, so there was nothing to reuse. Needed specifically for the overturn-angle check, and currently set to roughly 20% of the wingspan as a placeholder.</w:t>
       </w:r>
-    </w:p>
-    <w:p>
-      <w:pPr>
-        <w:pStyle w:val="ListParagraph"/>
-      </w:pPr>
-      <w:r>
-        <w:rPr>
-          <w:b/>
-        </w:rPr>
-        <w:t>25. Wing incidence angle, 0 degrees</w:t>
-      </w:r>
-      <w:r>
-        <w:t xml:space="preserve"> -- Assumed equal to the body/fuselage datum, used in the three-point-attitude stall check. This matches the lecture's own worked example, which makes the identical assumption for the identical reason: the true rigging angle isn't otherwise specified yet.</w:t>
-      </w:r>
-    </w:p>
-    <w:p>
-      <w:pPr>
-        <w:pStyle w:val="ListParagraph"/>
-      </w:pPr>
-      <w:r>
-        <w:rPr>
-          <w:b/>
-        </w:rPr>
-        <w:t>26. Stall angle estimate</w:t>
-      </w:r>
-      <w:r>
-        <w:t xml:space="preserve"> -- A first-order linear-lift approximation (alpha_stall = alpha_0L + CL_max/CL_alpha), the same simplified method the lecture's own example uses 'for the three-point check only' -- not a true nonlinear stall model.</w:t>
-      </w:r>
-    </w:p>
-    <w:p>
-      <w:pPr>
-        <w:pStyle w:val="ListParagraph"/>
-      </w:pPr>
-      <w:r>
-        <w:rPr>
-          <w:b/>
-        </w:rPr>
-        <w:t>27. Main-gear and tail-wheel leg lengths (0.155 m, 0.09 m) and wheel diameters (0.05 m each)</w:t>
-      </w:r>
-      <w:r>
-        <w:t xml:space="preserve"> -- Reused from parameters originally set for the earlier tricycle configuration's ground-clearance role. They have not been independently re-validated against real tail-dragger hardware, and the main-gear leg length in particular is now a more load-bearing assumption than before, since it directly sets propeller clearance (item 28).</w:t>
-      </w:r>
-    </w:p>
-    <w:p>
-      <w:pPr>
-        <w:pStyle w:val="ListParagraph"/>
-      </w:pPr>
-      <w:r>
-        <w:rPr>
-          <w:b/>
-        </w:rPr>
-        <w:t>28. Propeller clearance computed only in the level (tail-up) attitude</w:t>
-      </w:r>
-      <w:r>
-        <w:t xml:space="preserve"> -- Does not model tyre compression, ground effect, or the transient motion between the three-point and level attitudes -- just the idealized static clearance in the critical (tail-up) case.</w:t>
-      </w:r>
-    </w:p>
-    <w:p>
-      <w:pPr>
-        <w:pStyle w:val="ListParagraph"/>
-      </w:pPr>
-      <w:r>
-        <w:rPr>
-          <w:b/>
-        </w:rPr>
-        <w:t>29. 25 mm propeller-clearance reference</w:t>
-      </w:r>
-      <w:r>
-        <w:t xml:space="preserve"> -- Borrowed directly from the lecture's own example aircraft, not a stated AAE 451 or team requirement -- worth confirming or replacing with the team's own minimum once the propeller and gear are finalized.</w:t>
-      </w:r>
-    </w:p>
-    <w:p>
-      <w:pPr>
-        <w:pStyle w:val="ListParagraph"/>
-      </w:pPr>
-      <w:r>
-        <w:rPr>
-          <w:b/>
-        </w:rPr>
-        <w:t>30. Hard-landing touchdown assumption</w:t>
-      </w:r>
-      <w:r>
-        <w:t xml:space="preserve"> -- The fuselage beam's hard-landing case assumes the tail wheel touches down together with the main gear (three-point touchdown), splitting the impact reaction between them by the same lever rule used for the tricycle nose/main case -- confirmed with the professor that the free-free beam must close (return shear and moment to zero) at the tail, which needs two reaction points. A real tail-dragger's hardest landing is often a two-point wheel landing instead (mains only, tail still airborne); confirm with the team whether three-point or two-point touchdown is the more realistic case to design the main-gear strut against, since lecture 08B's 'a tail-dragger lands on the mains' simplification (used for strut sizing) implies the two-point case.</w:t>
-      </w:r>
-    </w:p>
-    <w:p>
-      <w:pPr>
-        <w:pStyle w:val="ListParagraph"/>
-      </w:pPr>
     </w:p>
     <w:sectPr>
       <w:pgSz w:w="12240" w:h="15840"/>
